--- a/hin/docx/022.content.docx
+++ b/hin/docx/022.content.docx
@@ -11491,7 +11491,7 @@
         </w:rPr>
         <w:t>)। इसके पश्चात यीशु ने उन्हें अपनी आने वाली मृत्यु के बारे में सिखाना आरम्भ किया (</w:t>
       </w:r>
-      <w:hyperlink r:id="rId458">
+      <w:hyperlink r:id="rId37">
         <w:r>
           <w:rPr>
             <w:lang w:val="hi_IN" w:bidi="hi_IN"/>

--- a/hin/docx/022.content.docx
+++ b/hin/docx/022.content.docx
@@ -150,26 +150,6 @@
           <w:lang w:val="hi_IN" w:bidi="hi_IN"/>
         </w:rPr>
         <w:t>प</w:t>
-      </w:r>
-      <w:r>
-        <w:rPr>
-          <w:lang w:val="hi_IN" w:bidi="hi_IN"/>
-        </w:rPr>
-      </w:r>
-    </w:p>
-    <w:p>
-      <w:pPr/>
-      <w:r>
-        <w:rPr>
-          <w:lang w:val="hi_IN" w:bidi="hi_IN"/>
-        </w:rPr>
-      </w:r>
-      <w:r>
-        <w:rPr>
-          <w:i/>
-          <w:lang w:val="hi_IN" w:bidi="hi_IN"/>
-        </w:rPr>
-        <w:t>पत्थर जिसे राजमिस्त्रियों ने निकम्मा ठहराया, परमेश्वर अपने सेवक की रक्षा करते हैं, परमेश्वर का अनुग्रह, परमेश्‍वर का अनुसरण करते हुए कष्ट सहना, परमेश्वर का अपने लोगों के प्रति न्याय, परमेश्वर का क्रोध, परमेश्वर का दास (सेवक), परमेश्वर का नाम उनके मन्दिर पर, परमेश्वर का न्याय, परमेश्वर का पुत्र, परमेश्वर का वचन, परमेश्वर का वाचा-प्रेम, परमेश्वर का वादा किया हुआ राज्य, परमेश्वर की अद्वितीयता, परमेश्वर की उद्धार की एकीकृत योजना, परमेश्वर की नई वाचा, परमेश्वर की पुनःस्थापना की योजना, परमेश्वर की पूर्ण पवित्रता, परमेश्वर की महिमा, परमेश्वर की वाचाएँ, परमेश्वर की सच्चाई की तस्वीर के रूप में मन्दिर की बनावट, परमेश्वर की सम्प्रभुता, परमेश्वर के आत्मा का आगमन, परमेश्वर के उपहारों का आनन्द लेना, परमेश्वर के निर्देश, परमेश्वर के मन का बदलाव, परमेश्वर के राज्य का आगमन, परमेश्वर के लिए मन्नत, परमेश्वर के लोगों का उत्पीड़न, परमेश्वर के लोगों की पवित्रता, परमेश्वर के सब्त का विश्राम, परमेश्वर को जानना, परमेश्वर प्रार्थना के माध्यम से कार्य करते हैं, परमेश्वर या शैतान?, परिवार, समाज, और यौन पाप, पवित्र आत्मा का कार्य, पवित्र आत्मा की उपस्थिति, पवित्र युद्ध, पवित्र योद्धा के रूप में परमेश्वर, पवित्रता और पहचान, पवित्रता और लैंगिक शुद्धता, पवित्रता का उल्लंघन, पवित्रशास्त्र की पराकाष्ठा, पहला राजाओं में भविष्यद्वक्ता, पाप के खतरे, पीतल का साँप, पुत्र की श्रेष्ठता, पुराना और नया राज, पुराना जीवन और नया जीवन, पुराने नियम में पुनरुत्थान, पूरीम, पौलुस की भूमिका एक प्रेरित</w:t>
       </w:r>
       <w:r>
         <w:rPr>

--- a/hin/docx/022.content.docx
+++ b/hin/docx/022.content.docx
@@ -19,7 +19,7 @@
         <w:rPr>
           <w:lang w:val="hi_IN" w:bidi="hi_IN"/>
         </w:rPr>
-        <w:t>Resource: Study Notes - Themes (Tyndale)</w:t>
+        <w:t>Resource: Tyndale Open Study Notes</w:t>
       </w:r>
       <w:r>
         <w:rPr>
@@ -112,7 +112,7 @@
         <w:rPr>
           <w:lang w:val="hi_IN" w:bidi="hi_IN"/>
         </w:rPr>
-        <w:t>Study Notes - Themes (Tyndale)</w:t>
+        <w:t>Tyndale Open Study Notes</w:t>
       </w:r>
     </w:p>
     <w:p>

--- a/hin/docx/022.content.docx
+++ b/hin/docx/022.content.docx
@@ -19,7 +19,7 @@
         <w:rPr>
           <w:lang w:val="hi_IN" w:bidi="hi_IN"/>
         </w:rPr>
-        <w:t>Resource: Tyndale Open Study Notes</w:t>
+        <w:t>Resource: Aquifer Open Study Notes (Themes)</w:t>
       </w:r>
       <w:r>
         <w:rPr>
@@ -112,7 +112,7 @@
         <w:rPr>
           <w:lang w:val="hi_IN" w:bidi="hi_IN"/>
         </w:rPr>
-        <w:t>Tyndale Open Study Notes</w:t>
+        <w:t>Aquifer Open Study Notes (Themes)</w:t>
       </w:r>
     </w:p>
     <w:p>
